--- a/DOC-004 - Stakeholder Map - v0.2.docx
+++ b/DOC-004 - Stakeholder Map - v0.2.docx
@@ -196,15 +196,8 @@
             </w:tcMar>
           </w:tcPr>
           <w:p>
-            <w:pPr>
-              <w:spacing w:after="20" w:before="20"/>
-            </w:pPr>
-            <w:r>
-              <w:rPr>
-                <w:b/>
-                <w:bCs/>
-              </w:rPr>
-              <w:t xml:space="preserve">0.2 DRAFT</w:t>
+            <w:r>
+              <w:t>v0.2 — APPROVED</w:t>
             </w:r>
           </w:p>
         </w:tc>
@@ -356,15 +349,8 @@
             </w:tcMar>
           </w:tcPr>
           <w:p>
-            <w:pPr>
-              <w:spacing w:after="20" w:before="20"/>
-            </w:pPr>
-            <w:r>
-              <w:rPr>
-                <w:b/>
-                <w:bCs/>
-              </w:rPr>
-              <w:t xml:space="preserve">Services.NET Phase 1 Audit — Approved</w:t>
+            <w:r>
+              <w:t>Services.NET Phase 1 Audit — Approved; Services.NET segunda revisão formal da Fase 1 v0.2</w:t>
             </w:r>
           </w:p>
         </w:tc>
@@ -468,15 +454,8 @@
             </w:tcMar>
           </w:tcPr>
           <w:p>
-            <w:pPr>
-              <w:spacing w:after="20" w:before="20"/>
-            </w:pPr>
-            <w:r>
-              <w:rPr>
-                <w:b/>
-                <w:bCs/>
-              </w:rPr>
-              <w:t xml:space="preserve">Aguardando segunda revisão formal da Services.NET</w:t>
+            <w:r>
+              <w:t>APPROVED WITH OPEN ACTIONS — Fase 1 v0.2 aprovada formalmente pela Services.NET em 22/09/2026. A Fase 2 não foi iniciada.</w:t>
             </w:r>
           </w:p>
         </w:tc>
@@ -524,11 +503,8 @@
             </w:tcMar>
           </w:tcPr>
           <w:p>
-            <w:pPr>
-              <w:spacing w:after="20" w:before="20"/>
-            </w:pPr>
-            <w:r>
-              <w:t xml:space="preserve">Nomes de pessoas não são atribuídos: os papéis ainda não foram informados pela Services.NET (OQ-002, OQ-003)</w:t>
+            <w:r>
+              <w:t>Patrocinador definido: Alan Maciel Lima. Product Owner institucional: Services.NET. Tenant-piloto definido: Clima Zero Climatização. Jurídico/DPO/responsável técnico operacional seguem como lacunas quando aplicável.</w:t>
             </w:r>
           </w:p>
         </w:tc>
@@ -716,11 +692,8 @@
             </w:tcMar>
           </w:tcPr>
           <w:p>
-            <w:pPr>
-              <w:spacing w:after="20" w:before="20"/>
-            </w:pPr>
-            <w:r>
-              <w:t xml:space="preserve">Patrocínio, produto, engenharia, operação, segurança, jurídico, privacidade</w:t>
+            <w:r>
+              <w:t>Patrocínio executivo, Product Owner institucional, engenharia, operação, segurança, jurídico e privacidade</w:t>
             </w:r>
           </w:p>
         </w:tc>
@@ -768,11 +741,8 @@
             </w:tcMar>
           </w:tcPr>
           <w:p>
-            <w:pPr>
-              <w:spacing w:after="20" w:before="20"/>
-            </w:pPr>
-            <w:r>
-              <w:t xml:space="preserve">Empresa prestadora de climatização que usará a plataforma</w:t>
+            <w:r>
+              <w:t>Clima Zero Climatização — empresa parceira e tenant-piloto da plataforma</w:t>
             </w:r>
           </w:p>
         </w:tc>
@@ -1563,61 +1533,52 @@
             </w:tcMar>
           </w:tcPr>
           <w:p>
-            <w:pPr>
-              <w:spacing w:after="20" w:before="20"/>
-            </w:pPr>
-            <w:r>
-              <w:t xml:space="preserve">Patrocinador Services.NET</w:t>
-            </w:r>
-          </w:p>
-        </w:tc>
-        <w:tc>
-          <w:tcPr>
-            <w:tcW w:type="dxa" w:w="1337"/>
-            <w:tcBorders>
-              <w:top w:val="single" w:color="BFBFBF" w:sz="1"/>
-              <w:left w:val="single" w:color="BFBFBF" w:sz="1"/>
-              <w:bottom w:val="single" w:color="BFBFBF" w:sz="1"/>
-              <w:right w:val="single" w:color="BFBFBF" w:sz="1"/>
-            </w:tcBorders>
-            <w:tcMar>
-              <w:top w:type="dxa" w:w="60"/>
-              <w:left w:type="dxa" w:w="110"/>
-              <w:bottom w:type="dxa" w:w="60"/>
-              <w:right w:type="dxa" w:w="110"/>
-            </w:tcMar>
-          </w:tcPr>
-          <w:p>
-            <w:pPr>
-              <w:spacing w:after="20" w:before="20"/>
-            </w:pPr>
-            <w:r>
-              <w:t xml:space="preserve">Autoriza investimento e marcos</w:t>
-            </w:r>
-          </w:p>
-        </w:tc>
-        <w:tc>
-          <w:tcPr>
-            <w:tcW w:type="dxa" w:w="1337"/>
-            <w:tcBorders>
-              <w:top w:val="single" w:color="BFBFBF" w:sz="1"/>
-              <w:left w:val="single" w:color="BFBFBF" w:sz="1"/>
-              <w:bottom w:val="single" w:color="BFBFBF" w:sz="1"/>
-              <w:right w:val="single" w:color="BFBFBF" w:sz="1"/>
-            </w:tcBorders>
-            <w:tcMar>
-              <w:top w:type="dxa" w:w="60"/>
-              <w:left w:type="dxa" w:w="110"/>
-              <w:bottom w:type="dxa" w:w="60"/>
-              <w:right w:type="dxa" w:w="110"/>
-            </w:tcMar>
-          </w:tcPr>
-          <w:p>
-            <w:pPr>
-              <w:spacing w:after="20" w:before="20"/>
-            </w:pPr>
-            <w:r>
-              <w:t xml:space="preserve">Retorno, prazo, viabilidade</w:t>
+            <w:r>
+              <w:t>Alan Maciel Lima — CEO e especialista da Services.NET</w:t>
+            </w:r>
+          </w:p>
+        </w:tc>
+        <w:tc>
+          <w:tcPr>
+            <w:tcW w:type="dxa" w:w="1337"/>
+            <w:tcBorders>
+              <w:top w:val="single" w:color="BFBFBF" w:sz="1"/>
+              <w:left w:val="single" w:color="BFBFBF" w:sz="1"/>
+              <w:bottom w:val="single" w:color="BFBFBF" w:sz="1"/>
+              <w:right w:val="single" w:color="BFBFBF" w:sz="1"/>
+            </w:tcBorders>
+            <w:tcMar>
+              <w:top w:type="dxa" w:w="60"/>
+              <w:left w:type="dxa" w:w="110"/>
+              <w:bottom w:type="dxa" w:w="60"/>
+              <w:right w:type="dxa" w:w="110"/>
+            </w:tcMar>
+          </w:tcPr>
+          <w:p>
+            <w:r>
+              <w:t>Sponsor / Patrocinador; responde por direção, gestão, planejamento, supervisão da execução e aprovação executiva do projeto</w:t>
+            </w:r>
+          </w:p>
+        </w:tc>
+        <w:tc>
+          <w:tcPr>
+            <w:tcW w:type="dxa" w:w="1337"/>
+            <w:tcBorders>
+              <w:top w:val="single" w:color="BFBFBF" w:sz="1"/>
+              <w:left w:val="single" w:color="BFBFBF" w:sz="1"/>
+              <w:bottom w:val="single" w:color="BFBFBF" w:sz="1"/>
+              <w:right w:val="single" w:color="BFBFBF" w:sz="1"/>
+            </w:tcBorders>
+            <w:tcMar>
+              <w:top w:type="dxa" w:w="60"/>
+              <w:left w:type="dxa" w:w="110"/>
+              <w:bottom w:type="dxa" w:w="60"/>
+              <w:right w:type="dxa" w:w="110"/>
+            </w:tcMar>
+          </w:tcPr>
+          <w:p>
+            <w:r>
+              <w:t>Retorno, prazo, viabilidade e governança executiva</w:t>
             </w:r>
           </w:p>
         </w:tc>
@@ -1740,61 +1701,52 @@
             </w:tcMar>
           </w:tcPr>
           <w:p>
-            <w:pPr>
-              <w:spacing w:after="20" w:before="20"/>
-            </w:pPr>
-            <w:r>
-              <w:t xml:space="preserve">Product Owner</w:t>
-            </w:r>
-          </w:p>
-        </w:tc>
-        <w:tc>
-          <w:tcPr>
-            <w:tcW w:type="dxa" w:w="1337"/>
-            <w:tcBorders>
-              <w:top w:val="single" w:color="BFBFBF" w:sz="1"/>
-              <w:left w:val="single" w:color="BFBFBF" w:sz="1"/>
-              <w:bottom w:val="single" w:color="BFBFBF" w:sz="1"/>
-              <w:right w:val="single" w:color="BFBFBF" w:sz="1"/>
-            </w:tcBorders>
-            <w:tcMar>
-              <w:top w:type="dxa" w:w="60"/>
-              <w:left w:type="dxa" w:w="110"/>
-              <w:bottom w:type="dxa" w:w="60"/>
-              <w:right w:type="dxa" w:w="110"/>
-            </w:tcMar>
-          </w:tcPr>
-          <w:p>
-            <w:pPr>
-              <w:spacing w:after="20" w:before="20"/>
-            </w:pPr>
-            <w:r>
-              <w:t xml:space="preserve">Prioriza escopo e aceita entregas</w:t>
-            </w:r>
-          </w:p>
-        </w:tc>
-        <w:tc>
-          <w:tcPr>
-            <w:tcW w:type="dxa" w:w="1337"/>
-            <w:tcBorders>
-              <w:top w:val="single" w:color="BFBFBF" w:sz="1"/>
-              <w:left w:val="single" w:color="BFBFBF" w:sz="1"/>
-              <w:bottom w:val="single" w:color="BFBFBF" w:sz="1"/>
-              <w:right w:val="single" w:color="BFBFBF" w:sz="1"/>
-            </w:tcBorders>
-            <w:tcMar>
-              <w:top w:type="dxa" w:w="60"/>
-              <w:left w:type="dxa" w:w="110"/>
-              <w:bottom w:type="dxa" w:w="60"/>
-              <w:right w:type="dxa" w:w="110"/>
-            </w:tcMar>
-          </w:tcPr>
-          <w:p>
-            <w:pPr>
-              <w:spacing w:after="20" w:before="20"/>
-            </w:pPr>
-            <w:r>
-              <w:t xml:space="preserve">Valor entregue</w:t>
+            <w:r>
+              <w:t>Services.NET — Product Owner institucional</w:t>
+            </w:r>
+          </w:p>
+        </w:tc>
+        <w:tc>
+          <w:tcPr>
+            <w:tcW w:type="dxa" w:w="1337"/>
+            <w:tcBorders>
+              <w:top w:val="single" w:color="BFBFBF" w:sz="1"/>
+              <w:left w:val="single" w:color="BFBFBF" w:sz="1"/>
+              <w:bottom w:val="single" w:color="BFBFBF" w:sz="1"/>
+              <w:right w:val="single" w:color="BFBFBF" w:sz="1"/>
+            </w:tcBorders>
+            <w:tcMar>
+              <w:top w:type="dxa" w:w="60"/>
+              <w:left w:type="dxa" w:w="110"/>
+              <w:bottom w:type="dxa" w:w="60"/>
+              <w:right w:type="dxa" w:w="110"/>
+            </w:tcMar>
+          </w:tcPr>
+          <w:p>
+            <w:r>
+              <w:t>Prioriza escopo e aceita entregas como autoridade institucional; representante operacional a ser designado conforme necessidade</w:t>
+            </w:r>
+          </w:p>
+        </w:tc>
+        <w:tc>
+          <w:tcPr>
+            <w:tcW w:type="dxa" w:w="1337"/>
+            <w:tcBorders>
+              <w:top w:val="single" w:color="BFBFBF" w:sz="1"/>
+              <w:left w:val="single" w:color="BFBFBF" w:sz="1"/>
+              <w:bottom w:val="single" w:color="BFBFBF" w:sz="1"/>
+              <w:right w:val="single" w:color="BFBFBF" w:sz="1"/>
+            </w:tcBorders>
+            <w:tcMar>
+              <w:top w:type="dxa" w:w="60"/>
+              <w:left w:type="dxa" w:w="110"/>
+              <w:bottom w:type="dxa" w:w="60"/>
+              <w:right w:type="dxa" w:w="110"/>
+            </w:tcMar>
+          </w:tcPr>
+          <w:p>
+            <w:r>
+              <w:t>Valor entregue, roadmap e operação do produto próprio Services.NET</w:t>
             </w:r>
           </w:p>
         </w:tc>
@@ -3160,61 +3112,52 @@
             </w:tcMar>
           </w:tcPr>
           <w:p>
-            <w:pPr>
-              <w:spacing w:after="20" w:before="20"/>
-            </w:pPr>
-            <w:r>
-              <w:t xml:space="preserve">Diretoria do tenant-piloto</w:t>
-            </w:r>
-          </w:p>
-        </w:tc>
-        <w:tc>
-          <w:tcPr>
-            <w:tcW w:type="dxa" w:w="1337"/>
-            <w:tcBorders>
-              <w:top w:val="single" w:color="BFBFBF" w:sz="1"/>
-              <w:left w:val="single" w:color="BFBFBF" w:sz="1"/>
-              <w:bottom w:val="single" w:color="BFBFBF" w:sz="1"/>
-              <w:right w:val="single" w:color="BFBFBF" w:sz="1"/>
-            </w:tcBorders>
-            <w:tcMar>
-              <w:top w:type="dxa" w:w="60"/>
-              <w:left w:type="dxa" w:w="110"/>
-              <w:bottom w:type="dxa" w:w="60"/>
-              <w:right w:type="dxa" w:w="110"/>
-            </w:tcMar>
-          </w:tcPr>
-          <w:p>
-            <w:pPr>
-              <w:spacing w:after="20" w:before="20"/>
-            </w:pPr>
-            <w:r>
-              <w:t xml:space="preserve">Decide adoção e contrato</w:t>
-            </w:r>
-          </w:p>
-        </w:tc>
-        <w:tc>
-          <w:tcPr>
-            <w:tcW w:type="dxa" w:w="1337"/>
-            <w:tcBorders>
-              <w:top w:val="single" w:color="BFBFBF" w:sz="1"/>
-              <w:left w:val="single" w:color="BFBFBF" w:sz="1"/>
-              <w:bottom w:val="single" w:color="BFBFBF" w:sz="1"/>
-              <w:right w:val="single" w:color="BFBFBF" w:sz="1"/>
-            </w:tcBorders>
-            <w:tcMar>
-              <w:top w:type="dxa" w:w="60"/>
-              <w:left w:type="dxa" w:w="110"/>
-              <w:bottom w:type="dxa" w:w="60"/>
-              <w:right w:type="dxa" w:w="110"/>
-            </w:tcMar>
-          </w:tcPr>
-          <w:p>
-            <w:pPr>
-              <w:spacing w:after="20" w:before="20"/>
-            </w:pPr>
-            <w:r>
-              <w:t xml:space="preserve">Produtividade e risco</w:t>
+            <w:r>
+              <w:t>Clima Zero Climatização — tenant-piloto</w:t>
+            </w:r>
+          </w:p>
+        </w:tc>
+        <w:tc>
+          <w:tcPr>
+            <w:tcW w:type="dxa" w:w="1337"/>
+            <w:tcBorders>
+              <w:top w:val="single" w:color="BFBFBF" w:sz="1"/>
+              <w:left w:val="single" w:color="BFBFBF" w:sz="1"/>
+              <w:bottom w:val="single" w:color="BFBFBF" w:sz="1"/>
+              <w:right w:val="single" w:color="BFBFBF" w:sz="1"/>
+            </w:tcBorders>
+            <w:tcMar>
+              <w:top w:type="dxa" w:w="60"/>
+              <w:left w:type="dxa" w:w="110"/>
+              <w:bottom w:type="dxa" w:w="60"/>
+              <w:right w:type="dxa" w:w="110"/>
+            </w:tcMar>
+          </w:tcPr>
+          <w:p>
+            <w:r>
+              <w:t>Fonte primária de processos, necessidades operacionais, documentos, formulários, regras de campo, testes e validação do MVP quando acordado</w:t>
+            </w:r>
+          </w:p>
+        </w:tc>
+        <w:tc>
+          <w:tcPr>
+            <w:tcW w:type="dxa" w:w="1337"/>
+            <w:tcBorders>
+              <w:top w:val="single" w:color="BFBFBF" w:sz="1"/>
+              <w:left w:val="single" w:color="BFBFBF" w:sz="1"/>
+              <w:bottom w:val="single" w:color="BFBFBF" w:sz="1"/>
+              <w:right w:val="single" w:color="BFBFBF" w:sz="1"/>
+            </w:tcBorders>
+            <w:tcMar>
+              <w:top w:type="dxa" w:w="60"/>
+              <w:left w:type="dxa" w:w="110"/>
+              <w:bottom w:type="dxa" w:w="60"/>
+              <w:right w:type="dxa" w:w="110"/>
+            </w:tcMar>
+          </w:tcPr>
+          <w:p>
+            <w:r>
+              <w:t>Aderência operacional, produtividade e risco</w:t>
             </w:r>
           </w:p>
         </w:tc>
@@ -8424,11 +8367,8 @@
             </w:tcMar>
           </w:tcPr>
           <w:p>
-            <w:pPr>
-              <w:spacing w:after="20" w:before="20"/>
-            </w:pPr>
-            <w:r>
-              <w:t xml:space="preserve">Cliente-piloto</w:t>
+            <w:r>
+              <w:t>Clima Zero Climatização (tenant-piloto)</w:t>
             </w:r>
           </w:p>
         </w:tc>
@@ -8449,11 +8389,8 @@
             </w:tcMar>
           </w:tcPr>
           <w:p>
-            <w:pPr>
-              <w:spacing w:after="20" w:before="20"/>
-            </w:pPr>
-            <w:r>
-              <w:t xml:space="preserve">Escopo, MVP, protótipos</w:t>
+            <w:r>
+              <w:t>Processos, documentos, formulários, regras de campo, escopo, MVP e protótipos</w:t>
             </w:r>
           </w:p>
         </w:tc>
@@ -8689,11 +8626,8 @@
             </w:tcMar>
           </w:tcPr>
           <w:p>
-            <w:pPr>
-              <w:spacing w:after="20" w:before="20"/>
-            </w:pPr>
-            <w:r>
-              <w:t xml:space="preserve">Patrocinador não nomeado</w:t>
+            <w:r>
+              <w:t>ENCERRADO — Patrocinador nomeado: Alan Maciel Lima, CEO e especialista da Services.NET</w:t>
             </w:r>
           </w:p>
         </w:tc>
@@ -8714,11 +8648,8 @@
             </w:tcMar>
           </w:tcPr>
           <w:p>
-            <w:pPr>
-              <w:spacing w:after="20" w:before="20"/>
-            </w:pPr>
-            <w:r>
-              <w:t xml:space="preserve">Autoridade de aprovação indefinida</w:t>
+            <w:r>
+              <w:t>Encerrado em 22/09/2026; OQ-002 respondida/encerrada</w:t>
             </w:r>
           </w:p>
         </w:tc>
@@ -8766,11 +8697,8 @@
             </w:tcMar>
           </w:tcPr>
           <w:p>
-            <w:pPr>
-              <w:spacing w:after="20" w:before="20"/>
-            </w:pPr>
-            <w:r>
-              <w:t xml:space="preserve">Product Owner não designado</w:t>
+            <w:r>
+              <w:t>ENCERRADO — Product Owner institucional definido: Services.NET</w:t>
             </w:r>
           </w:p>
         </w:tc>
@@ -8791,11 +8719,8 @@
             </w:tcMar>
           </w:tcPr>
           <w:p>
-            <w:pPr>
-              <w:spacing w:after="20" w:before="20"/>
-            </w:pPr>
-            <w:r>
-              <w:t xml:space="preserve">Priorização sem dono</w:t>
+            <w:r>
+              <w:t>Encerrado em 22/09/2026; OQ-003 respondida/encerrada. Representante operacional a designar quando necessário</w:t>
             </w:r>
           </w:p>
         </w:tc>
@@ -8843,11 +8768,8 @@
             </w:tcMar>
           </w:tcPr>
           <w:p>
-            <w:pPr>
-              <w:spacing w:after="20" w:before="20"/>
-            </w:pPr>
-            <w:r>
-              <w:t xml:space="preserve">Cliente-piloto não confirmado formalmente</w:t>
+            <w:r>
+              <w:t>ENCERRADO quanto à identidade — tenant-piloto definido: Clima Zero Climatização</w:t>
             </w:r>
           </w:p>
         </w:tc>
@@ -8868,11 +8790,8 @@
             </w:tcMar>
           </w:tcPr>
           <w:p>
-            <w:pPr>
-              <w:spacing w:after="20" w:before="20"/>
-            </w:pPr>
-            <w:r>
-              <w:t xml:space="preserve">Requisitos da Fase 2 sem fonte primária</w:t>
+            <w:r>
+              <w:t>OQ-010 respondida/encerrada; interlocutores, disponibilidade e agenda tratados separadamente em OQ-022/DEP-004</w:t>
             </w:r>
           </w:p>
         </w:tc>
